--- a/public/downloads/przykladowa-praca-magisterska-pielegniarstwo.docx
+++ b/public/downloads/przykladowa-praca-magisterska-pielegniarstwo.docx
@@ -104,7 +104,7 @@
         <w:t xml:space="preserve">To kompletny szkielet empirycznej (badawczej) pracy magisterskiej z pielęgniarstwa z przykładową treścią i komentarzami. Niebieskie adnotacje opisują funkcję każdej części — usuń je w swojej pracy. Treść, dane liczbowe i nazwiska są ilustracją. Pamiętaj, że badania z udziałem pacjentów wymagają zwykle zgody komisji bioetycznej i zgody placówki — to specyfika pielęgniarstwa. Sprawdź wytyczne uczelni. Pełne poradniki: praca-magisterska.pl/poradniki/</w:t>
       </w:r>
     </w:p>
-    <w:bookmarkStart w:id="20" w:name="streszczenie"/>
+    <w:bookmarkStart w:id="9" w:name="_streszczenie"/>
     <w:p>
       <w:pPr>
         <w:pStyle w:val="Heading1"/>
@@ -147,8 +147,8 @@
         <w:t xml:space="preserve">[W pracach medycznych streszczenie bywa wymagane w układzie strukturalnym (Wstęp – Cel – Materiał i metody – Wyniki – Wnioski). Sprawdź, czy Twoja uczelnia wymaga takiego podziału, oraz dołącz wersję angielską (Abstract).]</w:t>
       </w:r>
     </w:p>
-    <w:bookmarkEnd w:id="20"/>
-    <w:bookmarkStart w:id="21" w:name="spis-treści"/>
+    <w:bookmarkEnd w:id="9"/>
+    <w:bookmarkStart w:id="10" w:name="_68349d0c7d64ae346c98bcec9a8185b5790f4f0"/>
     <w:p>
       <w:pPr>
         <w:pStyle w:val="Heading1"/>
@@ -344,8 +344,8 @@
         <w:t xml:space="preserve"> </w:t>
       </w:r>
     </w:p>
-    <w:bookmarkEnd w:id="21"/>
-    <w:bookmarkStart w:id="22" w:name="wstęp"/>
+    <w:bookmarkEnd w:id="10"/>
+    <w:bookmarkStart w:id="11" w:name="_wstęp"/>
     <w:p>
       <w:pPr>
         <w:pStyle w:val="Heading1"/>
@@ -364,10 +364,26 @@
     </w:p>
     <w:p>
       <w:pPr>
+        <w:pStyle w:val="FirstParagraph"/>
+      </w:pPr>
+      <w:r>
+        <w:t xml:space="preserve">Cukrzyca typu 2 należy do najczęstszych chorób przewlekłych w Polsce — choruje na nią ponad dwa miliony dorosłych, a liczba ta systematycznie rośnie. Skuteczność leczenia zależy w dużej mierze nie od samej farmakoterapii, lecz od codziennych decyzji pacjenta dotyczących diety, aktywności fizycznej i samokontroli glikemii.</w:t>
+      </w:r>
+    </w:p>
+    <w:p>
+      <w:pPr>
+        <w:pStyle w:val="Anno"/>
+      </w:pPr>
+      <w:r>
+        <w:t xml:space="preserve">[Akapit 2 — luka i uzasadnienie: dlaczego akceptacja choroby i jakość życia, dlaczego w opiece pielęgniarskiej.]</w:t>
+      </w:r>
+    </w:p>
+    <w:p>
+      <w:pPr>
         <w:pStyle w:val="BodyText"/>
       </w:pPr>
       <w:r>
-        <w:t xml:space="preserve">Cukrzyca typu 2 należy do najczęstszych chorób przewlekłych w Polsce — choruje na nią ponad dwa miliony dorosłych, a liczba ta systematycznie rośnie. Skuteczność leczenia zależy w dużej mierze nie od samej farmakoterapii, lecz od codziennych decyzji pacjenta dotyczących diety, aktywności fizycznej i samokontroli glikemii.</w:t>
+        <w:t xml:space="preserve">W podejściu opartym na dowodach (Evidence-Based Practice) coraz większą wagę przypisuje się psychospołecznym uwarunkowaniom przebiegu choroby. Jednym z nich jest akceptacja choroby — stopień, w jakim pacjent godzi się z ograniczeniami wynikającymi ze schorzenia. Związek akceptacji choroby z jakością życia pacjentów z cukrzycą typu 2 w polskich warunkach nie został dotąd dostatecznie opisany, co uzasadnia podjęcie tematu.</w:t>
       </w:r>
     </w:p>
     <w:p>
@@ -375,7 +391,7 @@
         <w:pStyle w:val="Anno"/>
       </w:pPr>
       <w:r>
-        <w:t xml:space="preserve">[Akapit 2 — luka i uzasadnienie: dlaczego akceptacja choroby i jakość życia, dlaczego w opiece pielęgniarskiej.]</w:t>
+        <w:t xml:space="preserve">[Akapit 3 — cel pracy i zapowiedź struktury.]</w:t>
       </w:r>
     </w:p>
     <w:p>
@@ -383,27 +399,11 @@
         <w:pStyle w:val="BodyText"/>
       </w:pPr>
       <w:r>
-        <w:t xml:space="preserve">W podejściu opartym na dowodach (Evidence-Based Practice) coraz większą wagę przypisuje się psychospołecznym uwarunkowaniom przebiegu choroby. Jednym z nich jest akceptacja choroby — stopień, w jakim pacjent godzi się z ograniczeniami wynikającymi ze schorzenia. Związek akceptacji choroby z jakością życia pacjentów z cukrzycą typu 2 w polskich warunkach nie został dotąd dostatecznie opisany, co uzasadnia podjęcie tematu.</w:t>
-      </w:r>
-    </w:p>
-    <w:p>
-      <w:pPr>
-        <w:pStyle w:val="Anno"/>
-      </w:pPr>
-      <w:r>
-        <w:t xml:space="preserve">[Akapit 3 — cel pracy i zapowiedź struktury.]</w:t>
-      </w:r>
-    </w:p>
-    <w:p>
-      <w:pPr>
-        <w:pStyle w:val="BodyText"/>
-      </w:pPr>
-      <w:r>
         <w:t xml:space="preserve">Celem pracy jest ocena związku między poziomem akceptacji choroby a jakością życia pacjentów z cukrzycą typu 2. Praca składa się z części teoretycznej, rozdziału metodologicznego oraz analizy wyników badań własnych zakończonej dyskusją i wnioskami.</w:t>
       </w:r>
     </w:p>
-    <w:bookmarkEnd w:id="22"/>
-    <w:bookmarkStart w:id="27" w:name="X6b196bda4adb65eb4eb0dddcb2b5cfab5dae335"/>
+    <w:bookmarkEnd w:id="11"/>
+    <w:bookmarkStart w:id="16" w:name="_6b196bda4adb65eb4eb0dddcb2b5cfab5dae335"/>
     <w:p>
       <w:pPr>
         <w:pStyle w:val="Heading1"/>
@@ -412,7 +412,7 @@
         <w:t xml:space="preserve">Rozdział 2. Założenia metodologiczne badań własnych</w:t>
       </w:r>
     </w:p>
-    <w:bookmarkStart w:id="23" w:name="cel-problemy-badawcze-i-hipotezy"/>
+    <w:bookmarkStart w:id="12" w:name="_2560cdffc587482d0af5f033b80f09d6fbcd77b"/>
     <w:p>
       <w:pPr>
         <w:pStyle w:val="Heading2"/>
@@ -543,8 +543,8 @@
         <w:t xml:space="preserve">Zmienne socjodemograficzne (wiek, czas trwania choroby) różnicują poziom akceptacji choroby.</w:t>
       </w:r>
     </w:p>
-    <w:bookmarkEnd w:id="23"/>
-    <w:bookmarkStart w:id="24" w:name="metoda-techniki-i-narzędzia-badawcze"/>
+    <w:bookmarkEnd w:id="12"/>
+    <w:bookmarkStart w:id="13" w:name="_c7d05328f68822bca8ccd8b9f142e0b5264fd21"/>
     <w:p>
       <w:pPr>
         <w:pStyle w:val="Heading2"/>
@@ -601,8 +601,8 @@
         <w:t xml:space="preserve">[To charakterystyczne dla pielęgniarstwa: korzystaj z uznanych, wystandaryzowanych skal właściwych dla problemu (np. AIS, WHOQOL-BREF, Barthel, Norton, NRS/VAS, MNA). Każdą skalę opisz i podaj jej rzetelność. Narzędzia autorskie rezerwuj dla metryczki i pytań o fakty.]</w:t>
       </w:r>
     </w:p>
-    <w:bookmarkEnd w:id="24"/>
-    <w:bookmarkStart w:id="25" w:name="organizacja-i-przebieg-badań"/>
+    <w:bookmarkEnd w:id="13"/>
+    <w:bookmarkStart w:id="14" w:name="_ac04e25229c4723e4497e9592a020b5ed7140ee"/>
     <w:p>
       <w:pPr>
         <w:pStyle w:val="Heading2"/>
@@ -643,8 +643,8 @@
         <w:t xml:space="preserve">[Zgoda komisji bioetycznej i zgoda placówki to standard w badaniach pielęgniarskich z udziałem pacjentów — opisz je w procedurze. Bez tego recenzent zakwestionuje stronę etyczną pracy.]</w:t>
       </w:r>
     </w:p>
-    <w:bookmarkEnd w:id="25"/>
-    <w:bookmarkStart w:id="26" w:name="charakterystyka-grupy-badanej"/>
+    <w:bookmarkEnd w:id="14"/>
+    <w:bookmarkStart w:id="15" w:name="_3c4306395a6a34d2bfa00c6d0214c9e20a0d624"/>
     <w:p>
       <w:pPr>
         <w:pStyle w:val="Heading2"/>
@@ -661,9 +661,9 @@
         <w:t xml:space="preserve">W badaniu wzięło udział 120 pacjentów z rozpoznaną cukrzycą typu 2 (58% kobiet, 42% mężczyzn). Średni wiek wyniósł 62,3 roku, a średni czas trwania choroby — 9,1 roku.</w:t>
       </w:r>
     </w:p>
-    <w:bookmarkEnd w:id="26"/>
-    <w:bookmarkEnd w:id="27"/>
-    <w:bookmarkStart w:id="29" w:name="X8a5e6bbefc2c88fa63575b508a6328e46587cd4"/>
+    <w:bookmarkEnd w:id="15"/>
+    <w:bookmarkEnd w:id="16"/>
+    <w:bookmarkStart w:id="18" w:name="_8a5e6bbefc2c88fa63575b508a6328e46587cd4"/>
     <w:p>
       <w:pPr>
         <w:pStyle w:val="Heading1"/>
@@ -672,7 +672,7 @@
         <w:t xml:space="preserve">Rozdział 3. Analiza wyników badań własnych</w:t>
       </w:r>
     </w:p>
-    <w:bookmarkStart w:id="28" w:name="weryfikacja-hipotez"/>
+    <w:bookmarkStart w:id="17" w:name="_c0e27ae242b936936851ea0c2040830371a428a"/>
     <w:p>
       <w:pPr>
         <w:pStyle w:val="Heading2"/>
@@ -899,7 +899,7 @@
     </w:tbl>
     <w:p>
       <w:pPr>
-        <w:pStyle w:val="BodyText"/>
+        <w:pStyle w:val="FirstParagraph"/>
       </w:pPr>
       <w:r>
         <w:rPr>
@@ -917,9 +917,9 @@
         <w:t xml:space="preserve">[Tabele numeruj i tytułuj (tytuł nad tabelą), podawaj źródło. W tekście opisuj tendencję, nie powtarzaj wszystkich liczb. Interpretacja należy do dyskusji.]</w:t>
       </w:r>
     </w:p>
-    <w:bookmarkEnd w:id="28"/>
-    <w:bookmarkEnd w:id="29"/>
-    <w:bookmarkStart w:id="30" w:name="rozdział-4.-dyskusja"/>
+    <w:bookmarkEnd w:id="17"/>
+    <w:bookmarkEnd w:id="18"/>
+    <w:bookmarkStart w:id="19" w:name="_a5e83a5bee12c6166517ed78eba9af74e21dfa9"/>
     <w:p>
       <w:pPr>
         <w:pStyle w:val="Heading1"/>
@@ -944,8 +944,8 @@
         <w:t xml:space="preserve">[Dyskusja konfrontuje wyniki własne z piśmiennictwem z rozdziału teoretycznego. Wskaż zbieżności i rozbieżności oraz ich możliwe przyczyny; nie wprowadzaj nowych danych.]</w:t>
       </w:r>
     </w:p>
-    <w:bookmarkEnd w:id="30"/>
-    <w:bookmarkStart w:id="31" w:name="wnioski"/>
+    <w:bookmarkEnd w:id="19"/>
+    <w:bookmarkStart w:id="20" w:name="_wnioski"/>
     <w:p>
       <w:pPr>
         <w:pStyle w:val="Heading1"/>
@@ -990,8 +990,8 @@
         <w:t xml:space="preserve">Wskazane jest uwzględnienie wsparcia akceptacji choroby — m.in. przez edukację pielęgniarską — w opiece nad pacjentem z cukrzycą typu 2.</w:t>
       </w:r>
     </w:p>
-    <w:bookmarkEnd w:id="31"/>
-    <w:bookmarkStart w:id="32" w:name="piśmiennictwo"/>
+    <w:bookmarkEnd w:id="20"/>
+    <w:bookmarkStart w:id="21" w:name="_piśmiennictwo"/>
     <w:p>
       <w:pPr>
         <w:pStyle w:val="Heading1"/>
@@ -1044,8 +1044,8 @@
         <w:t xml:space="preserve">Szewczyk A, red. Pielęgniarstwo diabetologiczne. Warszawa: PZWL; 2019.</w:t>
       </w:r>
     </w:p>
-    <w:bookmarkEnd w:id="32"/>
-    <w:bookmarkStart w:id="36" w:name="aneks"/>
+    <w:bookmarkEnd w:id="21"/>
+    <w:bookmarkStart w:id="28" w:name="_aneks"/>
     <w:p>
       <w:pPr>
         <w:pStyle w:val="Heading1"/>
@@ -1064,7 +1064,7 @@
     </w:p>
     <w:p>
       <w:pPr>
-        <w:pStyle w:val="BodyText"/>
+        <w:pStyle w:val="FirstParagraph"/>
       </w:pPr>
       <w:r>
         <w:rPr>
@@ -1127,7 +1127,7 @@
           <w:b/>
           <w:bCs/>
         </w:rPr>
-        <w:t xml:space="preserve">Smart-Edu.ai — pierwsza wersja pracy w kilka godzin, nie w kilka miesięcy</w:t>
+        <w:t xml:space="preserve">Ten wzór to szkielet. Tak wygląda praca napisana w całości.</w:t>
       </w:r>
     </w:p>
     <w:p>
@@ -1135,58 +1135,129 @@
         <w:pStyle w:val="Note"/>
       </w:pPr>
       <w:r>
-        <w:t xml:space="preserve">Podajesz temat, kierunek studiów i wytyczne promotora, a sztuczna inteligencja generuje unikalny, gotowy do edycji tekst: z poprawną strukturą rozdziałów, przypisami i bibliografią. Rejestracja jest darmowa, płacisz wyłącznie za wygenerowany tekst.</w:t>
-      </w:r>
-    </w:p>
-    <w:p>
-      <w:pPr>
-        <w:pStyle w:val="Note"/>
-      </w:pPr>
-      <w:hyperlink r:id="rId33">
+        <w:t xml:space="preserve">Kompletne prace magisterskie na konkretnych tematach, z przypisami wskazującymi numer strony w źródle i pełną bibliografią. 59 zł za pracę, PDF + Word, pobierasz od razu po płatności:</w:t>
+      </w:r>
+    </w:p>
+    <w:p>
+      <w:pPr>
+        <w:pStyle w:val="Compact"/>
+        <w:numPr>
+          <w:ilvl w:val="0"/>
+          <w:numId w:val="1005"/>
+        </w:numPr>
+      </w:pPr>
+      <w:hyperlink r:id="rId22">
+        <w:r>
+          <w:rPr>
+            <w:rStyle w:val="Hyperlink"/>
+          </w:rPr>
+          <w:t xml:space="preserve">Wypalenie zawodowe pielęgniarek anestezjologicznych i intensywnej opieki</w:t>
+        </w:r>
+      </w:hyperlink>
+      <w:r>
+        <w:t xml:space="preserve"> </w:t>
+      </w:r>
+      <w:r>
+        <w:t xml:space="preserve">— 74 strony, 184 przypisy</w:t>
+      </w:r>
+    </w:p>
+    <w:p>
+      <w:pPr>
+        <w:pStyle w:val="Compact"/>
+        <w:numPr>
+          <w:ilvl w:val="0"/>
+          <w:numId w:val="1005"/>
+        </w:numPr>
+      </w:pPr>
+      <w:hyperlink r:id="rId23">
+        <w:r>
+          <w:rPr>
+            <w:rStyle w:val="Hyperlink"/>
+          </w:rPr>
+          <w:t xml:space="preserve">Wpływ edukacji pielęgniarskiej na wyrównanie metaboliczne cukrzycy</w:t>
+        </w:r>
+      </w:hyperlink>
+      <w:r>
+        <w:t xml:space="preserve"> </w:t>
+      </w:r>
+      <w:r>
+        <w:t xml:space="preserve">— 57 stron, 138 przypisów</w:t>
+      </w:r>
+    </w:p>
+    <w:p>
+      <w:pPr>
+        <w:pStyle w:val="Compact"/>
+        <w:numPr>
+          <w:ilvl w:val="0"/>
+          <w:numId w:val="1005"/>
+        </w:numPr>
+      </w:pPr>
+      <w:hyperlink r:id="rId24">
+        <w:r>
+          <w:rPr>
+            <w:rStyle w:val="Hyperlink"/>
+          </w:rPr>
+          <w:t xml:space="preserve">Jakość życia pacjentów z przewlekłą niewydolnością serca w klasie NYHA III i IV</w:t>
+        </w:r>
+      </w:hyperlink>
+      <w:r>
+        <w:t xml:space="preserve"> </w:t>
+      </w:r>
+      <w:r>
+        <w:t xml:space="preserve">— 53 strony, 114 przypisów</w:t>
+      </w:r>
+    </w:p>
+    <w:p>
+      <w:pPr>
+        <w:pStyle w:val="BodyText"/>
+      </w:pPr>
+      <w:r>
+        <w:t xml:space="preserve">Wolisz napisać pracę samodzielnie? Przewodnik</w:t>
+      </w:r>
+      <w:r>
+        <w:t xml:space="preserve"> </w:t>
+      </w:r>
+      <w:hyperlink r:id="rId25">
         <w:r>
           <w:rPr>
             <w:rStyle w:val="Hyperlink"/>
             <w:b/>
             <w:bCs/>
           </w:rPr>
-          <w:t xml:space="preserve">www.smart-edu.ai/pl/masters-thesis</w:t>
+          <w:t xml:space="preserve">„Jak napisać pracę magisterską z pielęgniarstwa”</w:t>
         </w:r>
       </w:hyperlink>
+      <w:r>
+        <w:t xml:space="preserve"> </w:t>
+      </w:r>
+      <w:r>
+        <w:t xml:space="preserve">prowadzi przez dobór metody, narzędzia, analizę wyników i pisanie kolejnych rozdziałów (49 zł).</w:t>
+      </w:r>
     </w:p>
     <w:p>
       <w:pPr>
         <w:pStyle w:val="BodyText"/>
       </w:pPr>
       <w:r>
-        <w:t xml:space="preserve">Wolisz napisać pracę w pełni samodzielnie? Pomoże Ci ebook</w:t>
-      </w:r>
-      <w:r>
-        <w:t xml:space="preserve"> </w:t>
-      </w:r>
-      <w:r>
-        <w:rPr>
-          <w:b/>
-          <w:bCs/>
-        </w:rPr>
-        <w:t xml:space="preserve">„Jak napisać pracę magisterską. Kompletny przewodnik od A do Z”</w:t>
-      </w:r>
-      <w:r>
-        <w:t xml:space="preserve"> </w:t>
-      </w:r>
-      <w:r>
-        <w:t xml:space="preserve">— 250 stron praktycznych wskazówek, szablonów i checklist, z rozdziałem o etycznym korzystaniu z AI:</w:t>
-      </w:r>
-      <w:r>
-        <w:t xml:space="preserve"> </w:t>
-      </w:r>
-      <w:hyperlink r:id="rId34">
+        <w:t xml:space="preserve">Generator</w:t>
+      </w:r>
+      <w:r>
+        <w:t xml:space="preserve"> </w:t>
+      </w:r>
+      <w:hyperlink r:id="rId26">
         <w:r>
           <w:rPr>
             <w:rStyle w:val="Hyperlink"/>
           </w:rPr>
-          <w:t xml:space="preserve">www.praca-magisterska.pl/sklep/praca-magisterska-ebook/</w:t>
+          <w:t xml:space="preserve">Smart-Edu.ai</w:t>
         </w:r>
       </w:hyperlink>
+      <w:r>
+        <w:t xml:space="preserve"> </w:t>
+      </w:r>
+      <w:r>
+        <w:t xml:space="preserve">przygotuje pierwszą wersję tekstu z pomocą sztucznej inteligencji, jeśli wolisz zacząć od szkicu.</w:t>
+      </w:r>
     </w:p>
     <w:p>
       <w:pPr>
@@ -1202,7 +1273,7 @@
       <w:r>
         <w:t xml:space="preserve"> </w:t>
       </w:r>
-      <w:hyperlink r:id="rId35">
+      <w:hyperlink r:id="rId27">
         <w:r>
           <w:rPr>
             <w:rStyle w:val="Hyperlink"/>
@@ -1213,7 +1284,7 @@
         </w:r>
       </w:hyperlink>
     </w:p>
-    <w:bookmarkEnd w:id="36"/>
+    <w:bookmarkEnd w:id="28"/>
     <w:sectPr/>
   </w:body>
 </w:document>
@@ -1603,6 +1674,9 @@
     <w:lvlOverride w:ilvl="8">
       <w:startOverride w:val="1"/>
     </w:lvlOverride>
+  </w:num>
+  <w:num w:numId="1005">
+    <w:abstractNumId w:val="991"/>
   </w:num>
 </w:numbering>
 </file>
